--- a/III - Aprendizado de Máquina Aplicado/Cards/Card 9 - Git e Github para Iniciantes/Relatório/Relatório 9 - Edryck Nascimento.docx
+++ b/III - Aprendizado de Máquina Aplicado/Cards/Card 9 - Git e Github para Iniciantes/Relatório/Relatório 9 - Edryck Nascimento.docx
@@ -368,6 +368,7 @@
       </w:pPr>
       <w:r>
         <w:rPr>
+          <w:noProof/>
           <w:sz w:val="24"/>
           <w:szCs w:val="24"/>
         </w:rPr>
@@ -1154,6 +1155,7 @@
       </w:pPr>
       <w:r>
         <w:rPr>
+          <w:noProof/>
           <w:sz w:val="24"/>
           <w:szCs w:val="24"/>
         </w:rPr>
@@ -1261,6 +1263,1773 @@
     </w:p>
     <w:p>
       <w:pPr>
+        <w:spacing w:before="240" w:after="240"/>
+        <w:rPr>
+          <w:sz w:val="24"/>
+          <w:szCs w:val="24"/>
+        </w:rPr>
+      </w:pPr>
+      <w:r>
+        <w:rPr>
+          <w:sz w:val="24"/>
+          <w:szCs w:val="24"/>
+        </w:rPr>
+        <w:t xml:space="preserve">Agora na prática, não criei um repositório remoto, acredito que o repositório dos Cards já serve como exemplo para a prática do GitHub, então a seguir irei mostrar apenas os comandos do </w:t>
+      </w:r>
+      <w:proofErr w:type="spellStart"/>
+      <w:r>
+        <w:rPr>
+          <w:sz w:val="24"/>
+          <w:szCs w:val="24"/>
+        </w:rPr>
+        <w:t>Git</w:t>
+      </w:r>
+      <w:proofErr w:type="spellEnd"/>
+      <w:r>
+        <w:rPr>
+          <w:sz w:val="24"/>
+          <w:szCs w:val="24"/>
+        </w:rPr>
+        <w:t xml:space="preserve"> no terminal.</w:t>
+      </w:r>
+    </w:p>
+    <w:p>
+      <w:pPr>
+        <w:spacing w:before="240" w:after="240"/>
+        <w:rPr>
+          <w:sz w:val="24"/>
+          <w:szCs w:val="24"/>
+        </w:rPr>
+      </w:pPr>
+      <w:r>
+        <w:rPr>
+          <w:sz w:val="24"/>
+          <w:szCs w:val="24"/>
+        </w:rPr>
+        <w:t xml:space="preserve">Abaixo, utilizei o comando </w:t>
+      </w:r>
+      <w:proofErr w:type="spellStart"/>
+      <w:r>
+        <w:rPr>
+          <w:sz w:val="24"/>
+          <w:szCs w:val="24"/>
+        </w:rPr>
+        <w:t>git</w:t>
+      </w:r>
+      <w:proofErr w:type="spellEnd"/>
+      <w:r>
+        <w:rPr>
+          <w:sz w:val="24"/>
+          <w:szCs w:val="24"/>
+        </w:rPr>
+        <w:t xml:space="preserve"> </w:t>
+      </w:r>
+      <w:proofErr w:type="spellStart"/>
+      <w:r>
+        <w:rPr>
+          <w:sz w:val="24"/>
+          <w:szCs w:val="24"/>
+        </w:rPr>
+        <w:t>init</w:t>
+      </w:r>
+      <w:proofErr w:type="spellEnd"/>
+      <w:r>
+        <w:rPr>
+          <w:sz w:val="24"/>
+          <w:szCs w:val="24"/>
+        </w:rPr>
+        <w:t xml:space="preserve"> para inicializar um repositório no diretório que criei para este curso e utilizei o </w:t>
+      </w:r>
+      <w:proofErr w:type="spellStart"/>
+      <w:r>
+        <w:rPr>
+          <w:sz w:val="24"/>
+          <w:szCs w:val="24"/>
+        </w:rPr>
+        <w:t>git</w:t>
+      </w:r>
+      <w:proofErr w:type="spellEnd"/>
+      <w:r>
+        <w:rPr>
+          <w:sz w:val="24"/>
+          <w:szCs w:val="24"/>
+        </w:rPr>
+        <w:t xml:space="preserve"> status</w:t>
+      </w:r>
+      <w:r>
+        <w:rPr>
+          <w:sz w:val="24"/>
+          <w:szCs w:val="24"/>
+        </w:rPr>
+        <w:t>, como acabei de criar este repositório, então não vai aparecer nada no status, isso significa que não houve nenhuma mudança. Estou utilizando o vim como editor de texto direto pelo terminal.</w:t>
+      </w:r>
+    </w:p>
+    <w:p>
+      <w:pPr>
+        <w:spacing w:before="240" w:after="240"/>
+        <w:jc w:val="center"/>
+        <w:rPr>
+          <w:sz w:val="20"/>
+          <w:szCs w:val="20"/>
+        </w:rPr>
+      </w:pPr>
+      <w:r>
+        <w:rPr>
+          <w:sz w:val="20"/>
+          <w:szCs w:val="20"/>
+        </w:rPr>
+        <w:drawing>
+          <wp:inline distT="0" distB="0" distL="0" distR="0" wp14:anchorId="0A661BDD" wp14:editId="70DC1DFF">
+            <wp:extent cx="4010025" cy="3298533"/>
+            <wp:effectExtent l="0" t="0" r="0" b="0"/>
+            <wp:docPr id="156591638" name="Imagem 1" descr="Texto&#10;&#10;O conteúdo gerado por IA pode estar incorreto."/>
+            <wp:cNvGraphicFramePr>
+              <a:graphicFrameLocks xmlns:a="http://schemas.openxmlformats.org/drawingml/2006/main" noChangeAspect="1"/>
+            </wp:cNvGraphicFramePr>
+            <a:graphic xmlns:a="http://schemas.openxmlformats.org/drawingml/2006/main">
+              <a:graphicData uri="http://schemas.openxmlformats.org/drawingml/2006/picture">
+                <pic:pic xmlns:pic="http://schemas.openxmlformats.org/drawingml/2006/picture">
+                  <pic:nvPicPr>
+                    <pic:cNvPr id="156591638" name="Imagem 1" descr="Texto&#10;&#10;O conteúdo gerado por IA pode estar incorreto."/>
+                    <pic:cNvPicPr/>
+                  </pic:nvPicPr>
+                  <pic:blipFill>
+                    <a:blip r:embed="rId9"/>
+                    <a:stretch>
+                      <a:fillRect/>
+                    </a:stretch>
+                  </pic:blipFill>
+                  <pic:spPr>
+                    <a:xfrm>
+                      <a:off x="0" y="0"/>
+                      <a:ext cx="4025208" cy="3311022"/>
+                    </a:xfrm>
+                    <a:prstGeom prst="rect">
+                      <a:avLst/>
+                    </a:prstGeom>
+                  </pic:spPr>
+                </pic:pic>
+              </a:graphicData>
+            </a:graphic>
+          </wp:inline>
+        </w:drawing>
+      </w:r>
+    </w:p>
+    <w:p>
+      <w:pPr>
+        <w:spacing w:before="240" w:after="240"/>
+        <w:jc w:val="center"/>
+        <w:rPr>
+          <w:sz w:val="20"/>
+          <w:szCs w:val="20"/>
+        </w:rPr>
+      </w:pPr>
+      <w:r>
+        <w:rPr>
+          <w:sz w:val="20"/>
+          <w:szCs w:val="20"/>
+        </w:rPr>
+        <w:t xml:space="preserve">Figura 3. Inicializando um repositório </w:t>
+      </w:r>
+      <w:proofErr w:type="spellStart"/>
+      <w:r>
+        <w:rPr>
+          <w:sz w:val="20"/>
+          <w:szCs w:val="20"/>
+        </w:rPr>
+        <w:t>Git</w:t>
+      </w:r>
+      <w:proofErr w:type="spellEnd"/>
+      <w:r>
+        <w:rPr>
+          <w:sz w:val="20"/>
+          <w:szCs w:val="20"/>
+        </w:rPr>
+        <w:t xml:space="preserve"> e verificando os status atual.</w:t>
+      </w:r>
+    </w:p>
+    <w:p>
+      <w:pPr>
+        <w:spacing w:before="240" w:after="240"/>
+        <w:rPr>
+          <w:sz w:val="24"/>
+          <w:szCs w:val="24"/>
+        </w:rPr>
+      </w:pPr>
+      <w:r>
+        <w:rPr>
+          <w:sz w:val="24"/>
+          <w:szCs w:val="24"/>
+        </w:rPr>
+        <w:lastRenderedPageBreak/>
+        <w:t xml:space="preserve">Após criar este arquivo e utilizar novamente o </w:t>
+      </w:r>
+      <w:proofErr w:type="spellStart"/>
+      <w:r>
+        <w:rPr>
+          <w:sz w:val="24"/>
+          <w:szCs w:val="24"/>
+        </w:rPr>
+        <w:t>git</w:t>
+      </w:r>
+      <w:proofErr w:type="spellEnd"/>
+      <w:r>
+        <w:rPr>
+          <w:sz w:val="24"/>
+          <w:szCs w:val="24"/>
+        </w:rPr>
+        <w:t xml:space="preserve"> status, agora o </w:t>
+      </w:r>
+      <w:proofErr w:type="spellStart"/>
+      <w:r>
+        <w:rPr>
+          <w:sz w:val="24"/>
+          <w:szCs w:val="24"/>
+        </w:rPr>
+        <w:t>git</w:t>
+      </w:r>
+      <w:proofErr w:type="spellEnd"/>
+      <w:r>
+        <w:rPr>
+          <w:sz w:val="24"/>
+          <w:szCs w:val="24"/>
+        </w:rPr>
+        <w:t xml:space="preserve"> vai ver que tem um arquivo novo e que está no estado </w:t>
+      </w:r>
+      <w:proofErr w:type="spellStart"/>
+      <w:r>
+        <w:rPr>
+          <w:sz w:val="24"/>
+          <w:szCs w:val="24"/>
+        </w:rPr>
+        <w:t>untracked</w:t>
+      </w:r>
+      <w:proofErr w:type="spellEnd"/>
+      <w:r>
+        <w:rPr>
+          <w:sz w:val="24"/>
+          <w:szCs w:val="24"/>
+        </w:rPr>
+        <w:t xml:space="preserve">, em seguida, utilizando o comando </w:t>
+      </w:r>
+      <w:proofErr w:type="spellStart"/>
+      <w:r>
+        <w:rPr>
+          <w:sz w:val="24"/>
+          <w:szCs w:val="24"/>
+        </w:rPr>
+        <w:t>git</w:t>
+      </w:r>
+      <w:proofErr w:type="spellEnd"/>
+      <w:r>
+        <w:rPr>
+          <w:sz w:val="24"/>
+          <w:szCs w:val="24"/>
+        </w:rPr>
+        <w:t xml:space="preserve"> </w:t>
+      </w:r>
+      <w:proofErr w:type="spellStart"/>
+      <w:r>
+        <w:rPr>
+          <w:sz w:val="24"/>
+          <w:szCs w:val="24"/>
+        </w:rPr>
+        <w:t>add</w:t>
+      </w:r>
+      <w:proofErr w:type="spellEnd"/>
+      <w:r>
+        <w:rPr>
+          <w:sz w:val="24"/>
+          <w:szCs w:val="24"/>
+        </w:rPr>
+        <w:t xml:space="preserve"> &lt;nome-do-arquivo&gt; ele vai adicionar o arquivo</w:t>
+      </w:r>
+      <w:r>
+        <w:rPr>
+          <w:sz w:val="24"/>
+          <w:szCs w:val="24"/>
+        </w:rPr>
+        <w:t xml:space="preserve"> e está pronto para ser </w:t>
+      </w:r>
+      <w:proofErr w:type="spellStart"/>
+      <w:r>
+        <w:rPr>
+          <w:sz w:val="24"/>
+          <w:szCs w:val="24"/>
+        </w:rPr>
+        <w:t>commitado</w:t>
+      </w:r>
+      <w:proofErr w:type="spellEnd"/>
+      <w:r>
+        <w:rPr>
+          <w:sz w:val="24"/>
+          <w:szCs w:val="24"/>
+        </w:rPr>
+        <w:t>.</w:t>
+      </w:r>
+    </w:p>
+    <w:p>
+      <w:pPr>
+        <w:spacing w:before="240" w:after="240"/>
+        <w:jc w:val="center"/>
+        <w:rPr>
+          <w:sz w:val="20"/>
+          <w:szCs w:val="20"/>
+        </w:rPr>
+      </w:pPr>
+      <w:r>
+        <w:rPr>
+          <w:sz w:val="20"/>
+          <w:szCs w:val="20"/>
+        </w:rPr>
+        <w:drawing>
+          <wp:inline distT="0" distB="0" distL="0" distR="0" wp14:anchorId="6BA5ED2D" wp14:editId="36084841">
+            <wp:extent cx="3914775" cy="3265708"/>
+            <wp:effectExtent l="0" t="0" r="0" b="0"/>
+            <wp:docPr id="172254980" name="Imagem 1" descr="Texto&#10;&#10;O conteúdo gerado por IA pode estar incorreto."/>
+            <wp:cNvGraphicFramePr>
+              <a:graphicFrameLocks xmlns:a="http://schemas.openxmlformats.org/drawingml/2006/main" noChangeAspect="1"/>
+            </wp:cNvGraphicFramePr>
+            <a:graphic xmlns:a="http://schemas.openxmlformats.org/drawingml/2006/main">
+              <a:graphicData uri="http://schemas.openxmlformats.org/drawingml/2006/picture">
+                <pic:pic xmlns:pic="http://schemas.openxmlformats.org/drawingml/2006/picture">
+                  <pic:nvPicPr>
+                    <pic:cNvPr id="172254980" name="Imagem 1" descr="Texto&#10;&#10;O conteúdo gerado por IA pode estar incorreto."/>
+                    <pic:cNvPicPr/>
+                  </pic:nvPicPr>
+                  <pic:blipFill>
+                    <a:blip r:embed="rId10"/>
+                    <a:stretch>
+                      <a:fillRect/>
+                    </a:stretch>
+                  </pic:blipFill>
+                  <pic:spPr>
+                    <a:xfrm>
+                      <a:off x="0" y="0"/>
+                      <a:ext cx="3933510" cy="3281337"/>
+                    </a:xfrm>
+                    <a:prstGeom prst="rect">
+                      <a:avLst/>
+                    </a:prstGeom>
+                  </pic:spPr>
+                </pic:pic>
+              </a:graphicData>
+            </a:graphic>
+          </wp:inline>
+        </w:drawing>
+      </w:r>
+    </w:p>
+    <w:p>
+      <w:pPr>
+        <w:spacing w:before="240" w:after="240"/>
+        <w:jc w:val="center"/>
+        <w:rPr>
+          <w:sz w:val="20"/>
+          <w:szCs w:val="20"/>
+        </w:rPr>
+      </w:pPr>
+      <w:r>
+        <w:rPr>
+          <w:sz w:val="20"/>
+          <w:szCs w:val="20"/>
+        </w:rPr>
+        <w:t>Figura 4. Adicionando um arquivo.</w:t>
+      </w:r>
+    </w:p>
+    <w:p>
+      <w:pPr>
+        <w:spacing w:before="240" w:after="240"/>
+        <w:rPr>
+          <w:sz w:val="24"/>
+          <w:szCs w:val="24"/>
+        </w:rPr>
+      </w:pPr>
+      <w:r>
+        <w:rPr>
+          <w:sz w:val="24"/>
+          <w:szCs w:val="24"/>
+        </w:rPr>
+        <w:t xml:space="preserve">Logo a seguir, alterei o arquivo, escrevi mais coisas nele para assim mostrar o status atual. Veja que o arquivo saiu do estado de novo arquivo para </w:t>
+      </w:r>
+      <w:proofErr w:type="spellStart"/>
+      <w:r>
+        <w:rPr>
+          <w:sz w:val="24"/>
+          <w:szCs w:val="24"/>
+        </w:rPr>
+        <w:t>modified</w:t>
+      </w:r>
+      <w:proofErr w:type="spellEnd"/>
+      <w:r>
+        <w:rPr>
+          <w:sz w:val="24"/>
+          <w:szCs w:val="24"/>
+        </w:rPr>
+        <w:t>.</w:t>
+      </w:r>
+    </w:p>
+    <w:p>
+      <w:pPr>
+        <w:spacing w:before="240" w:after="240"/>
+        <w:jc w:val="center"/>
+        <w:rPr>
+          <w:sz w:val="20"/>
+          <w:szCs w:val="20"/>
+        </w:rPr>
+      </w:pPr>
+      <w:r>
+        <w:rPr>
+          <w:sz w:val="20"/>
+          <w:szCs w:val="20"/>
+        </w:rPr>
+        <w:drawing>
+          <wp:inline distT="0" distB="0" distL="0" distR="0" wp14:anchorId="7536945E" wp14:editId="228B5D49">
+            <wp:extent cx="3762375" cy="2920226"/>
+            <wp:effectExtent l="0" t="0" r="0" b="0"/>
+            <wp:docPr id="751221867" name="Imagem 1" descr="Texto&#10;&#10;O conteúdo gerado por IA pode estar incorreto."/>
+            <wp:cNvGraphicFramePr>
+              <a:graphicFrameLocks xmlns:a="http://schemas.openxmlformats.org/drawingml/2006/main" noChangeAspect="1"/>
+            </wp:cNvGraphicFramePr>
+            <a:graphic xmlns:a="http://schemas.openxmlformats.org/drawingml/2006/main">
+              <a:graphicData uri="http://schemas.openxmlformats.org/drawingml/2006/picture">
+                <pic:pic xmlns:pic="http://schemas.openxmlformats.org/drawingml/2006/picture">
+                  <pic:nvPicPr>
+                    <pic:cNvPr id="751221867" name="Imagem 1" descr="Texto&#10;&#10;O conteúdo gerado por IA pode estar incorreto."/>
+                    <pic:cNvPicPr/>
+                  </pic:nvPicPr>
+                  <pic:blipFill>
+                    <a:blip r:embed="rId11"/>
+                    <a:stretch>
+                      <a:fillRect/>
+                    </a:stretch>
+                  </pic:blipFill>
+                  <pic:spPr>
+                    <a:xfrm>
+                      <a:off x="0" y="0"/>
+                      <a:ext cx="3780204" cy="2934064"/>
+                    </a:xfrm>
+                    <a:prstGeom prst="rect">
+                      <a:avLst/>
+                    </a:prstGeom>
+                  </pic:spPr>
+                </pic:pic>
+              </a:graphicData>
+            </a:graphic>
+          </wp:inline>
+        </w:drawing>
+      </w:r>
+    </w:p>
+    <w:p>
+      <w:pPr>
+        <w:spacing w:before="240" w:after="240"/>
+        <w:jc w:val="center"/>
+        <w:rPr>
+          <w:sz w:val="20"/>
+          <w:szCs w:val="20"/>
+        </w:rPr>
+      </w:pPr>
+      <w:r>
+        <w:rPr>
+          <w:sz w:val="20"/>
+          <w:szCs w:val="20"/>
+        </w:rPr>
+        <w:t>Figura 5. Alterando o arquivo.</w:t>
+      </w:r>
+    </w:p>
+    <w:p>
+      <w:pPr>
+        <w:spacing w:before="240" w:after="240"/>
+        <w:rPr>
+          <w:sz w:val="24"/>
+          <w:szCs w:val="24"/>
+        </w:rPr>
+      </w:pPr>
+      <w:r>
+        <w:rPr>
+          <w:sz w:val="24"/>
+          <w:szCs w:val="24"/>
+        </w:rPr>
+        <w:lastRenderedPageBreak/>
+        <w:t xml:space="preserve">Agora fazendo o commit para mostrar o log e </w:t>
+      </w:r>
+      <w:proofErr w:type="spellStart"/>
+      <w:r>
+        <w:rPr>
+          <w:sz w:val="24"/>
+          <w:szCs w:val="24"/>
+        </w:rPr>
+        <w:t>diff</w:t>
+      </w:r>
+      <w:proofErr w:type="spellEnd"/>
+      <w:r>
+        <w:rPr>
+          <w:sz w:val="24"/>
+          <w:szCs w:val="24"/>
+        </w:rPr>
+        <w:t xml:space="preserve">, basicamente o log vai mostrar as coisas que foram feitas e o </w:t>
+      </w:r>
+      <w:proofErr w:type="spellStart"/>
+      <w:r>
+        <w:rPr>
+          <w:sz w:val="24"/>
+          <w:szCs w:val="24"/>
+        </w:rPr>
+        <w:t>diff</w:t>
+      </w:r>
+      <w:proofErr w:type="spellEnd"/>
+      <w:r>
+        <w:rPr>
+          <w:sz w:val="24"/>
+          <w:szCs w:val="24"/>
+        </w:rPr>
+        <w:t xml:space="preserve"> vai mostrar o que foi alterado.</w:t>
+      </w:r>
+    </w:p>
+    <w:p>
+      <w:pPr>
+        <w:spacing w:before="240" w:after="240"/>
+        <w:jc w:val="center"/>
+        <w:rPr>
+          <w:sz w:val="20"/>
+          <w:szCs w:val="20"/>
+        </w:rPr>
+      </w:pPr>
+      <w:r>
+        <w:rPr>
+          <w:sz w:val="20"/>
+          <w:szCs w:val="20"/>
+        </w:rPr>
+        <w:drawing>
+          <wp:inline distT="0" distB="0" distL="0" distR="0" wp14:anchorId="1E1A1616" wp14:editId="0CC689D1">
+            <wp:extent cx="3752850" cy="2405748"/>
+            <wp:effectExtent l="0" t="0" r="0" b="0"/>
+            <wp:docPr id="680135422" name="Imagem 1" descr="Texto&#10;&#10;O conteúdo gerado por IA pode estar incorreto."/>
+            <wp:cNvGraphicFramePr>
+              <a:graphicFrameLocks xmlns:a="http://schemas.openxmlformats.org/drawingml/2006/main" noChangeAspect="1"/>
+            </wp:cNvGraphicFramePr>
+            <a:graphic xmlns:a="http://schemas.openxmlformats.org/drawingml/2006/main">
+              <a:graphicData uri="http://schemas.openxmlformats.org/drawingml/2006/picture">
+                <pic:pic xmlns:pic="http://schemas.openxmlformats.org/drawingml/2006/picture">
+                  <pic:nvPicPr>
+                    <pic:cNvPr id="680135422" name="Imagem 1" descr="Texto&#10;&#10;O conteúdo gerado por IA pode estar incorreto."/>
+                    <pic:cNvPicPr/>
+                  </pic:nvPicPr>
+                  <pic:blipFill>
+                    <a:blip r:embed="rId12"/>
+                    <a:stretch>
+                      <a:fillRect/>
+                    </a:stretch>
+                  </pic:blipFill>
+                  <pic:spPr>
+                    <a:xfrm>
+                      <a:off x="0" y="0"/>
+                      <a:ext cx="3763060" cy="2412293"/>
+                    </a:xfrm>
+                    <a:prstGeom prst="rect">
+                      <a:avLst/>
+                    </a:prstGeom>
+                  </pic:spPr>
+                </pic:pic>
+              </a:graphicData>
+            </a:graphic>
+          </wp:inline>
+        </w:drawing>
+      </w:r>
+    </w:p>
+    <w:p>
+      <w:pPr>
+        <w:spacing w:before="240" w:after="240"/>
+        <w:jc w:val="center"/>
+        <w:rPr>
+          <w:sz w:val="20"/>
+          <w:szCs w:val="20"/>
+        </w:rPr>
+      </w:pPr>
+      <w:r>
+        <w:rPr>
+          <w:sz w:val="20"/>
+          <w:szCs w:val="20"/>
+        </w:rPr>
+        <w:t>Figura 6. Fazendo um commit.</w:t>
+      </w:r>
+    </w:p>
+    <w:p>
+      <w:pPr>
+        <w:spacing w:before="240" w:after="240"/>
+        <w:jc w:val="center"/>
+        <w:rPr>
+          <w:sz w:val="20"/>
+          <w:szCs w:val="20"/>
+        </w:rPr>
+      </w:pPr>
+      <w:r>
+        <w:rPr>
+          <w:sz w:val="20"/>
+          <w:szCs w:val="20"/>
+        </w:rPr>
+        <w:drawing>
+          <wp:inline distT="0" distB="0" distL="0" distR="0" wp14:anchorId="6DAE5BEF" wp14:editId="51B6B517">
+            <wp:extent cx="3771900" cy="3368698"/>
+            <wp:effectExtent l="0" t="0" r="0" b="3175"/>
+            <wp:docPr id="1472695189" name="Imagem 1" descr="Texto&#10;&#10;O conteúdo gerado por IA pode estar incorreto."/>
+            <wp:cNvGraphicFramePr>
+              <a:graphicFrameLocks xmlns:a="http://schemas.openxmlformats.org/drawingml/2006/main" noChangeAspect="1"/>
+            </wp:cNvGraphicFramePr>
+            <a:graphic xmlns:a="http://schemas.openxmlformats.org/drawingml/2006/main">
+              <a:graphicData uri="http://schemas.openxmlformats.org/drawingml/2006/picture">
+                <pic:pic xmlns:pic="http://schemas.openxmlformats.org/drawingml/2006/picture">
+                  <pic:nvPicPr>
+                    <pic:cNvPr id="1472695189" name="Imagem 1" descr="Texto&#10;&#10;O conteúdo gerado por IA pode estar incorreto."/>
+                    <pic:cNvPicPr/>
+                  </pic:nvPicPr>
+                  <pic:blipFill>
+                    <a:blip r:embed="rId13"/>
+                    <a:stretch>
+                      <a:fillRect/>
+                    </a:stretch>
+                  </pic:blipFill>
+                  <pic:spPr>
+                    <a:xfrm>
+                      <a:off x="0" y="0"/>
+                      <a:ext cx="3777473" cy="3373675"/>
+                    </a:xfrm>
+                    <a:prstGeom prst="rect">
+                      <a:avLst/>
+                    </a:prstGeom>
+                  </pic:spPr>
+                </pic:pic>
+              </a:graphicData>
+            </a:graphic>
+          </wp:inline>
+        </w:drawing>
+      </w:r>
+    </w:p>
+    <w:p>
+      <w:pPr>
+        <w:spacing w:before="240" w:after="240"/>
+        <w:jc w:val="center"/>
+        <w:rPr>
+          <w:sz w:val="20"/>
+          <w:szCs w:val="20"/>
+        </w:rPr>
+      </w:pPr>
+      <w:r>
+        <w:rPr>
+          <w:sz w:val="20"/>
+          <w:szCs w:val="20"/>
+        </w:rPr>
+        <w:t xml:space="preserve">Figura 7. Olhando o log, alterando o arquivo para mostrar o </w:t>
+      </w:r>
+      <w:proofErr w:type="spellStart"/>
+      <w:r>
+        <w:rPr>
+          <w:sz w:val="20"/>
+          <w:szCs w:val="20"/>
+        </w:rPr>
+        <w:t>git</w:t>
+      </w:r>
+      <w:proofErr w:type="spellEnd"/>
+      <w:r>
+        <w:rPr>
+          <w:sz w:val="20"/>
+          <w:szCs w:val="20"/>
+        </w:rPr>
+        <w:t xml:space="preserve"> </w:t>
+      </w:r>
+      <w:proofErr w:type="spellStart"/>
+      <w:r>
+        <w:rPr>
+          <w:sz w:val="20"/>
+          <w:szCs w:val="20"/>
+        </w:rPr>
+        <w:t>diff</w:t>
+      </w:r>
+      <w:proofErr w:type="spellEnd"/>
+      <w:r>
+        <w:rPr>
+          <w:sz w:val="20"/>
+          <w:szCs w:val="20"/>
+        </w:rPr>
+        <w:t>.</w:t>
+      </w:r>
+    </w:p>
+    <w:p>
+      <w:pPr>
+        <w:spacing w:before="240" w:after="240"/>
+        <w:rPr>
+          <w:sz w:val="24"/>
+          <w:szCs w:val="24"/>
+        </w:rPr>
+      </w:pPr>
+      <w:r>
+        <w:rPr>
+          <w:sz w:val="24"/>
+          <w:szCs w:val="24"/>
+        </w:rPr>
+        <w:t xml:space="preserve">Agora, os próximos passos, seguindo o curso, seria mostrar conectando </w:t>
+      </w:r>
+      <w:proofErr w:type="spellStart"/>
+      <w:r>
+        <w:rPr>
+          <w:sz w:val="24"/>
+          <w:szCs w:val="24"/>
+        </w:rPr>
+        <w:t>o</w:t>
+      </w:r>
+      <w:proofErr w:type="spellEnd"/>
+      <w:r>
+        <w:rPr>
+          <w:sz w:val="24"/>
+          <w:szCs w:val="24"/>
+        </w:rPr>
+        <w:t xml:space="preserve"> repositório local ao repositório remoto (GitHub), mas acredito que isso não seja </w:t>
+      </w:r>
+      <w:r>
+        <w:rPr>
+          <w:sz w:val="24"/>
+          <w:szCs w:val="24"/>
+        </w:rPr>
+        <w:t xml:space="preserve">necessário, pois esse passo eu fiz nos outros cards, os códigos enviados no momento foram enviados apenas o link do repositório do meu GitHub. Dito isso, vou pular essa parte e ir para as </w:t>
+      </w:r>
+      <w:proofErr w:type="spellStart"/>
+      <w:r>
+        <w:rPr>
+          <w:sz w:val="24"/>
+          <w:szCs w:val="24"/>
+        </w:rPr>
+        <w:t>branches</w:t>
+      </w:r>
+      <w:proofErr w:type="spellEnd"/>
+      <w:r>
+        <w:rPr>
+          <w:sz w:val="24"/>
+          <w:szCs w:val="24"/>
+        </w:rPr>
+        <w:t>.</w:t>
+      </w:r>
+    </w:p>
+    <w:p>
+      <w:pPr>
+        <w:spacing w:before="240" w:after="240"/>
+        <w:rPr>
+          <w:sz w:val="24"/>
+          <w:szCs w:val="24"/>
+        </w:rPr>
+      </w:pPr>
+      <w:r>
+        <w:rPr>
+          <w:sz w:val="24"/>
+          <w:szCs w:val="24"/>
+        </w:rPr>
+        <w:lastRenderedPageBreak/>
+        <w:t>Vou criar um arquivo dentro de um diretório (</w:t>
+      </w:r>
+      <w:proofErr w:type="spellStart"/>
+      <w:r>
+        <w:rPr>
+          <w:sz w:val="24"/>
+          <w:szCs w:val="24"/>
+        </w:rPr>
+        <w:t>rebase-merge_aula</w:t>
+      </w:r>
+      <w:proofErr w:type="spellEnd"/>
+      <w:r>
+        <w:rPr>
+          <w:sz w:val="24"/>
+          <w:szCs w:val="24"/>
+        </w:rPr>
+        <w:t xml:space="preserve">) para mostrar sobre as </w:t>
+      </w:r>
+      <w:proofErr w:type="spellStart"/>
+      <w:r>
+        <w:rPr>
+          <w:sz w:val="24"/>
+          <w:szCs w:val="24"/>
+        </w:rPr>
+        <w:t>branches</w:t>
+      </w:r>
+      <w:proofErr w:type="spellEnd"/>
+      <w:r>
+        <w:rPr>
+          <w:sz w:val="24"/>
+          <w:szCs w:val="24"/>
+        </w:rPr>
+        <w:t xml:space="preserve"> e a diferença de um merge para o </w:t>
+      </w:r>
+      <w:proofErr w:type="spellStart"/>
+      <w:r>
+        <w:rPr>
+          <w:sz w:val="24"/>
+          <w:szCs w:val="24"/>
+        </w:rPr>
+        <w:t>rebase</w:t>
+      </w:r>
+      <w:proofErr w:type="spellEnd"/>
+      <w:r>
+        <w:rPr>
+          <w:sz w:val="24"/>
+          <w:szCs w:val="24"/>
+        </w:rPr>
+        <w:t>. Nesse diretório criei um arquivo “</w:t>
+      </w:r>
+      <w:proofErr w:type="spellStart"/>
+      <w:r>
+        <w:rPr>
+          <w:sz w:val="24"/>
+          <w:szCs w:val="24"/>
+        </w:rPr>
+        <w:t>foo</w:t>
+      </w:r>
+      <w:proofErr w:type="spellEnd"/>
+      <w:r>
+        <w:rPr>
+          <w:sz w:val="24"/>
+          <w:szCs w:val="24"/>
+        </w:rPr>
+        <w:t>”, isso dentro da Branch padrão, a Branch master.</w:t>
+      </w:r>
+    </w:p>
+    <w:p>
+      <w:pPr>
+        <w:spacing w:before="240" w:after="240"/>
+        <w:jc w:val="center"/>
+        <w:rPr>
+          <w:sz w:val="20"/>
+          <w:szCs w:val="20"/>
+        </w:rPr>
+      </w:pPr>
+      <w:r>
+        <w:rPr>
+          <w:sz w:val="20"/>
+          <w:szCs w:val="20"/>
+        </w:rPr>
+        <w:drawing>
+          <wp:inline distT="0" distB="0" distL="0" distR="0" wp14:anchorId="3884752B" wp14:editId="1D6AA7F0">
+            <wp:extent cx="3790950" cy="3400131"/>
+            <wp:effectExtent l="0" t="0" r="0" b="0"/>
+            <wp:docPr id="552136353" name="Imagem 1" descr="Texto&#10;&#10;O conteúdo gerado por IA pode estar incorreto."/>
+            <wp:cNvGraphicFramePr>
+              <a:graphicFrameLocks xmlns:a="http://schemas.openxmlformats.org/drawingml/2006/main" noChangeAspect="1"/>
+            </wp:cNvGraphicFramePr>
+            <a:graphic xmlns:a="http://schemas.openxmlformats.org/drawingml/2006/main">
+              <a:graphicData uri="http://schemas.openxmlformats.org/drawingml/2006/picture">
+                <pic:pic xmlns:pic="http://schemas.openxmlformats.org/drawingml/2006/picture">
+                  <pic:nvPicPr>
+                    <pic:cNvPr id="552136353" name="Imagem 1" descr="Texto&#10;&#10;O conteúdo gerado por IA pode estar incorreto."/>
+                    <pic:cNvPicPr/>
+                  </pic:nvPicPr>
+                  <pic:blipFill>
+                    <a:blip r:embed="rId14"/>
+                    <a:stretch>
+                      <a:fillRect/>
+                    </a:stretch>
+                  </pic:blipFill>
+                  <pic:spPr>
+                    <a:xfrm>
+                      <a:off x="0" y="0"/>
+                      <a:ext cx="3802244" cy="3410261"/>
+                    </a:xfrm>
+                    <a:prstGeom prst="rect">
+                      <a:avLst/>
+                    </a:prstGeom>
+                  </pic:spPr>
+                </pic:pic>
+              </a:graphicData>
+            </a:graphic>
+          </wp:inline>
+        </w:drawing>
+      </w:r>
+    </w:p>
+    <w:p>
+      <w:pPr>
+        <w:spacing w:before="240" w:after="240"/>
+        <w:jc w:val="center"/>
+        <w:rPr>
+          <w:sz w:val="20"/>
+          <w:szCs w:val="20"/>
+        </w:rPr>
+      </w:pPr>
+      <w:r>
+        <w:rPr>
+          <w:sz w:val="20"/>
+          <w:szCs w:val="20"/>
+        </w:rPr>
+        <w:t>Figura 8. Criando um arquivo na Branch principal.</w:t>
+      </w:r>
+    </w:p>
+    <w:p>
+      <w:pPr>
+        <w:spacing w:before="240" w:after="240"/>
+        <w:rPr>
+          <w:sz w:val="24"/>
+          <w:szCs w:val="24"/>
+        </w:rPr>
+      </w:pPr>
+      <w:r>
+        <w:rPr>
+          <w:sz w:val="24"/>
+          <w:szCs w:val="24"/>
+        </w:rPr>
+        <w:t xml:space="preserve">Agora </w:t>
+      </w:r>
+      <w:proofErr w:type="gramStart"/>
+      <w:r>
+        <w:rPr>
+          <w:sz w:val="24"/>
+          <w:szCs w:val="24"/>
+        </w:rPr>
+        <w:t>criando um novo</w:t>
+      </w:r>
+      <w:proofErr w:type="gramEnd"/>
+      <w:r>
+        <w:rPr>
+          <w:sz w:val="24"/>
+          <w:szCs w:val="24"/>
+        </w:rPr>
+        <w:t xml:space="preserve"> Branch chamado </w:t>
+      </w:r>
+      <w:proofErr w:type="spellStart"/>
+      <w:r>
+        <w:rPr>
+          <w:sz w:val="24"/>
+          <w:szCs w:val="24"/>
+        </w:rPr>
+        <w:t>test</w:t>
+      </w:r>
+      <w:proofErr w:type="spellEnd"/>
+      <w:r>
+        <w:rPr>
+          <w:sz w:val="24"/>
+          <w:szCs w:val="24"/>
+        </w:rPr>
+        <w:t xml:space="preserve"> e vou </w:t>
+      </w:r>
+      <w:proofErr w:type="gramStart"/>
+      <w:r>
+        <w:rPr>
+          <w:sz w:val="24"/>
+          <w:szCs w:val="24"/>
+        </w:rPr>
+        <w:t>criar um novo</w:t>
+      </w:r>
+      <w:proofErr w:type="gramEnd"/>
+      <w:r>
+        <w:rPr>
+          <w:sz w:val="24"/>
+          <w:szCs w:val="24"/>
+        </w:rPr>
+        <w:t xml:space="preserve"> arquivo “bar” e vendo o log</w:t>
+      </w:r>
+      <w:r>
+        <w:rPr>
+          <w:sz w:val="24"/>
+          <w:szCs w:val="24"/>
+        </w:rPr>
+        <w:t xml:space="preserve">, note que ao criar a Branch </w:t>
+      </w:r>
+      <w:proofErr w:type="spellStart"/>
+      <w:r>
+        <w:rPr>
+          <w:sz w:val="24"/>
+          <w:szCs w:val="24"/>
+        </w:rPr>
+        <w:t>test</w:t>
+      </w:r>
+      <w:proofErr w:type="spellEnd"/>
+      <w:r>
+        <w:rPr>
+          <w:sz w:val="24"/>
+          <w:szCs w:val="24"/>
+        </w:rPr>
+        <w:t>, eu fui direto para ela, no log dentro dela mostra o primeiro arquivo “</w:t>
+      </w:r>
+      <w:proofErr w:type="spellStart"/>
+      <w:r>
+        <w:rPr>
+          <w:sz w:val="24"/>
+          <w:szCs w:val="24"/>
+        </w:rPr>
+        <w:t>foo</w:t>
+      </w:r>
+      <w:proofErr w:type="spellEnd"/>
+      <w:r>
+        <w:rPr>
+          <w:sz w:val="24"/>
+          <w:szCs w:val="24"/>
+        </w:rPr>
+        <w:t xml:space="preserve">”, porém se eu </w:t>
+      </w:r>
+      <w:proofErr w:type="gramStart"/>
+      <w:r>
+        <w:rPr>
+          <w:sz w:val="24"/>
+          <w:szCs w:val="24"/>
+        </w:rPr>
+        <w:t>ir</w:t>
+      </w:r>
+      <w:proofErr w:type="gramEnd"/>
+      <w:r>
+        <w:rPr>
+          <w:sz w:val="24"/>
+          <w:szCs w:val="24"/>
+        </w:rPr>
+        <w:t xml:space="preserve"> de volta para o Branch master, o arquivo “bar” não existe nele.</w:t>
+      </w:r>
+    </w:p>
+    <w:p>
+      <w:pPr>
+        <w:spacing w:before="240" w:after="240"/>
+        <w:jc w:val="center"/>
+        <w:rPr>
+          <w:sz w:val="20"/>
+          <w:szCs w:val="20"/>
+        </w:rPr>
+      </w:pPr>
+      <w:r>
+        <w:rPr>
+          <w:sz w:val="20"/>
+          <w:szCs w:val="20"/>
+        </w:rPr>
+        <w:lastRenderedPageBreak/>
+        <w:drawing>
+          <wp:inline distT="0" distB="0" distL="0" distR="0" wp14:anchorId="2703DB24" wp14:editId="44E8EADC">
+            <wp:extent cx="3562350" cy="4180813"/>
+            <wp:effectExtent l="0" t="0" r="0" b="0"/>
+            <wp:docPr id="1934065981" name="Imagem 1" descr="Texto&#10;&#10;O conteúdo gerado por IA pode estar incorreto."/>
+            <wp:cNvGraphicFramePr>
+              <a:graphicFrameLocks xmlns:a="http://schemas.openxmlformats.org/drawingml/2006/main" noChangeAspect="1"/>
+            </wp:cNvGraphicFramePr>
+            <a:graphic xmlns:a="http://schemas.openxmlformats.org/drawingml/2006/main">
+              <a:graphicData uri="http://schemas.openxmlformats.org/drawingml/2006/picture">
+                <pic:pic xmlns:pic="http://schemas.openxmlformats.org/drawingml/2006/picture">
+                  <pic:nvPicPr>
+                    <pic:cNvPr id="1934065981" name="Imagem 1" descr="Texto&#10;&#10;O conteúdo gerado por IA pode estar incorreto."/>
+                    <pic:cNvPicPr/>
+                  </pic:nvPicPr>
+                  <pic:blipFill>
+                    <a:blip r:embed="rId15"/>
+                    <a:stretch>
+                      <a:fillRect/>
+                    </a:stretch>
+                  </pic:blipFill>
+                  <pic:spPr>
+                    <a:xfrm>
+                      <a:off x="0" y="0"/>
+                      <a:ext cx="3571486" cy="4191535"/>
+                    </a:xfrm>
+                    <a:prstGeom prst="rect">
+                      <a:avLst/>
+                    </a:prstGeom>
+                  </pic:spPr>
+                </pic:pic>
+              </a:graphicData>
+            </a:graphic>
+          </wp:inline>
+        </w:drawing>
+      </w:r>
+    </w:p>
+    <w:p>
+      <w:pPr>
+        <w:spacing w:before="240" w:after="240"/>
+        <w:jc w:val="center"/>
+        <w:rPr>
+          <w:sz w:val="20"/>
+          <w:szCs w:val="20"/>
+        </w:rPr>
+      </w:pPr>
+      <w:r>
+        <w:rPr>
+          <w:sz w:val="20"/>
+          <w:szCs w:val="20"/>
+        </w:rPr>
+        <w:t xml:space="preserve">Figura 9. Criando uma Branch nova, </w:t>
+      </w:r>
+      <w:proofErr w:type="spellStart"/>
+      <w:r>
+        <w:rPr>
+          <w:sz w:val="20"/>
+          <w:szCs w:val="20"/>
+        </w:rPr>
+        <w:t>commitando</w:t>
+      </w:r>
+      <w:proofErr w:type="spellEnd"/>
+      <w:r>
+        <w:rPr>
+          <w:sz w:val="20"/>
+          <w:szCs w:val="20"/>
+        </w:rPr>
+        <w:t xml:space="preserve"> um arquivo nela e vendo o log.</w:t>
+      </w:r>
+    </w:p>
+    <w:p>
+      <w:pPr>
+        <w:spacing w:before="240" w:after="240"/>
+        <w:jc w:val="center"/>
+        <w:rPr>
+          <w:sz w:val="20"/>
+          <w:szCs w:val="20"/>
+        </w:rPr>
+      </w:pPr>
+      <w:r>
+        <w:rPr>
+          <w:sz w:val="20"/>
+          <w:szCs w:val="20"/>
+        </w:rPr>
+        <w:drawing>
+          <wp:inline distT="0" distB="0" distL="0" distR="0" wp14:anchorId="1AB8AE7D" wp14:editId="4F92953E">
+            <wp:extent cx="3562350" cy="2417968"/>
+            <wp:effectExtent l="0" t="0" r="0" b="1905"/>
+            <wp:docPr id="1519217575" name="Imagem 1" descr="Texto&#10;&#10;O conteúdo gerado por IA pode estar incorreto."/>
+            <wp:cNvGraphicFramePr>
+              <a:graphicFrameLocks xmlns:a="http://schemas.openxmlformats.org/drawingml/2006/main" noChangeAspect="1"/>
+            </wp:cNvGraphicFramePr>
+            <a:graphic xmlns:a="http://schemas.openxmlformats.org/drawingml/2006/main">
+              <a:graphicData uri="http://schemas.openxmlformats.org/drawingml/2006/picture">
+                <pic:pic xmlns:pic="http://schemas.openxmlformats.org/drawingml/2006/picture">
+                  <pic:nvPicPr>
+                    <pic:cNvPr id="1519217575" name="Imagem 1" descr="Texto&#10;&#10;O conteúdo gerado por IA pode estar incorreto."/>
+                    <pic:cNvPicPr/>
+                  </pic:nvPicPr>
+                  <pic:blipFill>
+                    <a:blip r:embed="rId16"/>
+                    <a:stretch>
+                      <a:fillRect/>
+                    </a:stretch>
+                  </pic:blipFill>
+                  <pic:spPr>
+                    <a:xfrm>
+                      <a:off x="0" y="0"/>
+                      <a:ext cx="3574351" cy="2426114"/>
+                    </a:xfrm>
+                    <a:prstGeom prst="rect">
+                      <a:avLst/>
+                    </a:prstGeom>
+                  </pic:spPr>
+                </pic:pic>
+              </a:graphicData>
+            </a:graphic>
+          </wp:inline>
+        </w:drawing>
+      </w:r>
+    </w:p>
+    <w:p>
+      <w:pPr>
+        <w:spacing w:before="240" w:after="240"/>
+        <w:jc w:val="center"/>
+        <w:rPr>
+          <w:sz w:val="20"/>
+          <w:szCs w:val="20"/>
+        </w:rPr>
+      </w:pPr>
+      <w:r>
+        <w:rPr>
+          <w:sz w:val="20"/>
+          <w:szCs w:val="20"/>
+        </w:rPr>
+        <w:t>Figura 10. Voltando para a Branch master e mostrando o log.</w:t>
+      </w:r>
+    </w:p>
+    <w:p>
+      <w:pPr>
+        <w:spacing w:before="240" w:after="240"/>
+        <w:rPr>
+          <w:sz w:val="24"/>
+          <w:szCs w:val="24"/>
+        </w:rPr>
+      </w:pPr>
+      <w:r>
+        <w:rPr>
+          <w:sz w:val="24"/>
+          <w:szCs w:val="24"/>
+        </w:rPr>
+        <w:t xml:space="preserve">Agora vou criar mais um arquivo, na Branch master, e </w:t>
+      </w:r>
+      <w:proofErr w:type="spellStart"/>
+      <w:r>
+        <w:rPr>
+          <w:sz w:val="24"/>
+          <w:szCs w:val="24"/>
+        </w:rPr>
+        <w:t>commitar</w:t>
+      </w:r>
+      <w:proofErr w:type="spellEnd"/>
+      <w:r>
+        <w:rPr>
+          <w:sz w:val="24"/>
+          <w:szCs w:val="24"/>
+        </w:rPr>
+        <w:t>, de forma cronológica, o bar entraria entre o arquivo “</w:t>
+      </w:r>
+      <w:proofErr w:type="spellStart"/>
+      <w:r>
+        <w:rPr>
+          <w:sz w:val="24"/>
+          <w:szCs w:val="24"/>
+        </w:rPr>
+        <w:t>foo</w:t>
+      </w:r>
+      <w:proofErr w:type="spellEnd"/>
+      <w:r>
+        <w:rPr>
+          <w:sz w:val="24"/>
+          <w:szCs w:val="24"/>
+        </w:rPr>
+        <w:t>” e o novo arquivo, em seguida irei mostrar como fica com o merge.</w:t>
+      </w:r>
+    </w:p>
+    <w:p>
+      <w:pPr>
+        <w:spacing w:before="240" w:after="240"/>
+        <w:jc w:val="center"/>
+        <w:rPr>
+          <w:sz w:val="20"/>
+          <w:szCs w:val="20"/>
+        </w:rPr>
+      </w:pPr>
+      <w:r>
+        <w:rPr>
+          <w:sz w:val="20"/>
+          <w:szCs w:val="20"/>
+        </w:rPr>
+        <w:lastRenderedPageBreak/>
+        <w:drawing>
+          <wp:inline distT="0" distB="0" distL="0" distR="0" wp14:anchorId="5E8E6AAE" wp14:editId="7885A2BD">
+            <wp:extent cx="3781425" cy="4036654"/>
+            <wp:effectExtent l="0" t="0" r="0" b="2540"/>
+            <wp:docPr id="1670200300" name="Imagem 1" descr="Texto&#10;&#10;O conteúdo gerado por IA pode estar incorreto."/>
+            <wp:cNvGraphicFramePr>
+              <a:graphicFrameLocks xmlns:a="http://schemas.openxmlformats.org/drawingml/2006/main" noChangeAspect="1"/>
+            </wp:cNvGraphicFramePr>
+            <a:graphic xmlns:a="http://schemas.openxmlformats.org/drawingml/2006/main">
+              <a:graphicData uri="http://schemas.openxmlformats.org/drawingml/2006/picture">
+                <pic:pic xmlns:pic="http://schemas.openxmlformats.org/drawingml/2006/picture">
+                  <pic:nvPicPr>
+                    <pic:cNvPr id="1670200300" name="Imagem 1" descr="Texto&#10;&#10;O conteúdo gerado por IA pode estar incorreto."/>
+                    <pic:cNvPicPr/>
+                  </pic:nvPicPr>
+                  <pic:blipFill>
+                    <a:blip r:embed="rId17"/>
+                    <a:stretch>
+                      <a:fillRect/>
+                    </a:stretch>
+                  </pic:blipFill>
+                  <pic:spPr>
+                    <a:xfrm>
+                      <a:off x="0" y="0"/>
+                      <a:ext cx="3791760" cy="4047687"/>
+                    </a:xfrm>
+                    <a:prstGeom prst="rect">
+                      <a:avLst/>
+                    </a:prstGeom>
+                  </pic:spPr>
+                </pic:pic>
+              </a:graphicData>
+            </a:graphic>
+          </wp:inline>
+        </w:drawing>
+      </w:r>
+    </w:p>
+    <w:p>
+      <w:pPr>
+        <w:spacing w:before="240" w:after="240"/>
+        <w:jc w:val="center"/>
+        <w:rPr>
+          <w:sz w:val="20"/>
+          <w:szCs w:val="20"/>
+        </w:rPr>
+      </w:pPr>
+      <w:r>
+        <w:rPr>
+          <w:sz w:val="20"/>
+          <w:szCs w:val="20"/>
+        </w:rPr>
+        <w:t xml:space="preserve">Figura 11. </w:t>
+      </w:r>
+      <w:r>
+        <w:rPr>
+          <w:sz w:val="20"/>
+          <w:szCs w:val="20"/>
+        </w:rPr>
+        <w:t>Após realizar o merge</w:t>
+      </w:r>
+      <w:r>
+        <w:rPr>
+          <w:sz w:val="20"/>
+          <w:szCs w:val="20"/>
+        </w:rPr>
+        <w:t>.</w:t>
+      </w:r>
+    </w:p>
+    <w:p>
+      <w:pPr>
+        <w:spacing w:before="240" w:after="240"/>
+        <w:rPr>
+          <w:sz w:val="24"/>
+          <w:szCs w:val="24"/>
+        </w:rPr>
+      </w:pPr>
+      <w:r>
+        <w:rPr>
+          <w:sz w:val="24"/>
+          <w:szCs w:val="24"/>
+        </w:rPr>
+        <w:t xml:space="preserve">Note que segue a ordem cronológica, mas adiciona um novo commit no final para realizar o merge, agora mostrando o </w:t>
+      </w:r>
+      <w:proofErr w:type="spellStart"/>
+      <w:r>
+        <w:rPr>
+          <w:sz w:val="24"/>
+          <w:szCs w:val="24"/>
+        </w:rPr>
+        <w:t>rebase</w:t>
+      </w:r>
+      <w:proofErr w:type="spellEnd"/>
+      <w:r>
+        <w:rPr>
+          <w:sz w:val="24"/>
+          <w:szCs w:val="24"/>
+        </w:rPr>
+        <w:t xml:space="preserve">, vou </w:t>
+      </w:r>
+      <w:proofErr w:type="gramStart"/>
+      <w:r>
+        <w:rPr>
+          <w:sz w:val="24"/>
+          <w:szCs w:val="24"/>
+        </w:rPr>
+        <w:t>criar</w:t>
+      </w:r>
+      <w:r>
+        <w:rPr>
+          <w:sz w:val="24"/>
+          <w:szCs w:val="24"/>
+        </w:rPr>
+        <w:t xml:space="preserve"> </w:t>
+      </w:r>
+      <w:r>
+        <w:rPr>
+          <w:sz w:val="24"/>
+          <w:szCs w:val="24"/>
+        </w:rPr>
+        <w:t>um novo</w:t>
+      </w:r>
+      <w:proofErr w:type="gramEnd"/>
+      <w:r>
+        <w:rPr>
+          <w:sz w:val="24"/>
+          <w:szCs w:val="24"/>
+        </w:rPr>
+        <w:t xml:space="preserve"> </w:t>
+      </w:r>
+      <w:r>
+        <w:rPr>
+          <w:sz w:val="24"/>
+          <w:szCs w:val="24"/>
+        </w:rPr>
+        <w:t xml:space="preserve">arquivo e uma nova Branch, como já mostrei antes criando os arquivos e uma Branch nova, então vou pular as imagens para não ficar muitas imagens mostrando a mesma coisa e só mostrar quando fizer o </w:t>
+      </w:r>
+      <w:proofErr w:type="spellStart"/>
+      <w:r>
+        <w:rPr>
+          <w:sz w:val="24"/>
+          <w:szCs w:val="24"/>
+        </w:rPr>
+        <w:t>rebase</w:t>
+      </w:r>
+      <w:proofErr w:type="spellEnd"/>
+      <w:r>
+        <w:rPr>
+          <w:sz w:val="24"/>
+          <w:szCs w:val="24"/>
+        </w:rPr>
+        <w:t>.</w:t>
+      </w:r>
+    </w:p>
+    <w:p>
+      <w:pPr>
+        <w:spacing w:before="240" w:after="240"/>
+        <w:jc w:val="center"/>
+        <w:rPr>
+          <w:sz w:val="20"/>
+          <w:szCs w:val="20"/>
+        </w:rPr>
+      </w:pPr>
+      <w:r>
+        <w:rPr>
+          <w:sz w:val="20"/>
+          <w:szCs w:val="20"/>
+        </w:rPr>
+        <w:lastRenderedPageBreak/>
+        <w:drawing>
+          <wp:inline distT="0" distB="0" distL="0" distR="0" wp14:anchorId="12AFA847" wp14:editId="589B34E9">
+            <wp:extent cx="3943350" cy="5057928"/>
+            <wp:effectExtent l="0" t="0" r="0" b="9525"/>
+            <wp:docPr id="1924108898" name="Imagem 1" descr="Texto&#10;&#10;O conteúdo gerado por IA pode estar incorreto."/>
+            <wp:cNvGraphicFramePr>
+              <a:graphicFrameLocks xmlns:a="http://schemas.openxmlformats.org/drawingml/2006/main" noChangeAspect="1"/>
+            </wp:cNvGraphicFramePr>
+            <a:graphic xmlns:a="http://schemas.openxmlformats.org/drawingml/2006/main">
+              <a:graphicData uri="http://schemas.openxmlformats.org/drawingml/2006/picture">
+                <pic:pic xmlns:pic="http://schemas.openxmlformats.org/drawingml/2006/picture">
+                  <pic:nvPicPr>
+                    <pic:cNvPr id="1924108898" name="Imagem 1" descr="Texto&#10;&#10;O conteúdo gerado por IA pode estar incorreto."/>
+                    <pic:cNvPicPr/>
+                  </pic:nvPicPr>
+                  <pic:blipFill>
+                    <a:blip r:embed="rId18"/>
+                    <a:stretch>
+                      <a:fillRect/>
+                    </a:stretch>
+                  </pic:blipFill>
+                  <pic:spPr>
+                    <a:xfrm>
+                      <a:off x="0" y="0"/>
+                      <a:ext cx="3951847" cy="5068826"/>
+                    </a:xfrm>
+                    <a:prstGeom prst="rect">
+                      <a:avLst/>
+                    </a:prstGeom>
+                  </pic:spPr>
+                </pic:pic>
+              </a:graphicData>
+            </a:graphic>
+          </wp:inline>
+        </w:drawing>
+      </w:r>
+    </w:p>
+    <w:p>
+      <w:pPr>
+        <w:spacing w:before="240" w:after="240"/>
+        <w:jc w:val="center"/>
+        <w:rPr>
+          <w:sz w:val="20"/>
+          <w:szCs w:val="20"/>
+        </w:rPr>
+      </w:pPr>
+      <w:r>
+        <w:rPr>
+          <w:sz w:val="20"/>
+          <w:szCs w:val="20"/>
+        </w:rPr>
+        <w:t xml:space="preserve">Figura 12. Realizando o </w:t>
+      </w:r>
+      <w:proofErr w:type="spellStart"/>
+      <w:r>
+        <w:rPr>
+          <w:sz w:val="20"/>
+          <w:szCs w:val="20"/>
+        </w:rPr>
+        <w:t>rebase</w:t>
+      </w:r>
+      <w:proofErr w:type="spellEnd"/>
+      <w:r>
+        <w:rPr>
+          <w:sz w:val="20"/>
+          <w:szCs w:val="20"/>
+        </w:rPr>
+        <w:t>.</w:t>
+      </w:r>
+    </w:p>
+    <w:p>
+      <w:pPr>
+        <w:spacing w:before="240" w:after="240"/>
+        <w:rPr>
+          <w:sz w:val="24"/>
+          <w:szCs w:val="24"/>
+        </w:rPr>
+      </w:pPr>
+      <w:r>
+        <w:rPr>
+          <w:sz w:val="24"/>
+          <w:szCs w:val="24"/>
+        </w:rPr>
+        <w:t xml:space="preserve">Bom... Explicando o que eu fiz, basicamente eu criei um arquivo chamado </w:t>
+      </w:r>
+      <w:r>
+        <w:rPr>
+          <w:sz w:val="24"/>
+          <w:szCs w:val="24"/>
+        </w:rPr>
+        <w:t>“</w:t>
+      </w:r>
+      <w:proofErr w:type="spellStart"/>
+      <w:r>
+        <w:rPr>
+          <w:sz w:val="24"/>
+          <w:szCs w:val="24"/>
+        </w:rPr>
+        <w:t>buzz</w:t>
+      </w:r>
+      <w:proofErr w:type="spellEnd"/>
+      <w:r>
+        <w:rPr>
+          <w:sz w:val="24"/>
+          <w:szCs w:val="24"/>
+        </w:rPr>
+        <w:t>”</w:t>
+      </w:r>
+      <w:r>
+        <w:rPr>
+          <w:sz w:val="24"/>
+          <w:szCs w:val="24"/>
+        </w:rPr>
+        <w:t xml:space="preserve"> no </w:t>
+      </w:r>
+      <w:proofErr w:type="spellStart"/>
+      <w:r>
+        <w:rPr>
+          <w:sz w:val="24"/>
+          <w:szCs w:val="24"/>
+        </w:rPr>
+        <w:t>branch</w:t>
+      </w:r>
+      <w:proofErr w:type="spellEnd"/>
+      <w:r>
+        <w:rPr>
+          <w:sz w:val="24"/>
+          <w:szCs w:val="24"/>
+        </w:rPr>
+        <w:t xml:space="preserve"> master, em seguida </w:t>
+      </w:r>
+      <w:proofErr w:type="gramStart"/>
+      <w:r>
+        <w:rPr>
+          <w:sz w:val="24"/>
+          <w:szCs w:val="24"/>
+        </w:rPr>
+        <w:t>criei uma nova</w:t>
+      </w:r>
+      <w:proofErr w:type="gramEnd"/>
+      <w:r>
+        <w:rPr>
+          <w:sz w:val="24"/>
+          <w:szCs w:val="24"/>
+        </w:rPr>
+        <w:t xml:space="preserve"> Branch “</w:t>
+      </w:r>
+      <w:proofErr w:type="spellStart"/>
+      <w:r>
+        <w:rPr>
+          <w:sz w:val="24"/>
+          <w:szCs w:val="24"/>
+        </w:rPr>
+        <w:t>rebase-branch</w:t>
+      </w:r>
+      <w:proofErr w:type="spellEnd"/>
+      <w:r>
+        <w:rPr>
+          <w:sz w:val="24"/>
+          <w:szCs w:val="24"/>
+        </w:rPr>
+        <w:t xml:space="preserve">” e criei </w:t>
+      </w:r>
+      <w:r>
+        <w:rPr>
+          <w:sz w:val="24"/>
+          <w:szCs w:val="24"/>
+        </w:rPr>
+        <w:t>um arquivo</w:t>
+      </w:r>
+      <w:r>
+        <w:rPr>
+          <w:sz w:val="24"/>
+          <w:szCs w:val="24"/>
+        </w:rPr>
+        <w:t xml:space="preserve"> nela, o arquivo “</w:t>
+      </w:r>
+      <w:proofErr w:type="spellStart"/>
+      <w:r>
+        <w:rPr>
+          <w:sz w:val="24"/>
+          <w:szCs w:val="24"/>
+        </w:rPr>
+        <w:t>s</w:t>
+      </w:r>
+      <w:r>
+        <w:rPr>
+          <w:sz w:val="24"/>
+          <w:szCs w:val="24"/>
+        </w:rPr>
+        <w:t>la</w:t>
+      </w:r>
+      <w:proofErr w:type="spellEnd"/>
+      <w:r>
+        <w:rPr>
+          <w:sz w:val="24"/>
+          <w:szCs w:val="24"/>
+        </w:rPr>
+        <w:t xml:space="preserve">” (houve uns problemas técnicos ali eu precisei fazer </w:t>
+      </w:r>
+      <w:proofErr w:type="gramStart"/>
+      <w:r>
+        <w:rPr>
+          <w:sz w:val="24"/>
+          <w:szCs w:val="24"/>
+        </w:rPr>
+        <w:t>um  commit</w:t>
+      </w:r>
+      <w:proofErr w:type="gramEnd"/>
+      <w:r>
+        <w:rPr>
+          <w:sz w:val="24"/>
+          <w:szCs w:val="24"/>
+        </w:rPr>
+        <w:t xml:space="preserve"> do </w:t>
+      </w:r>
+      <w:proofErr w:type="spellStart"/>
+      <w:r>
+        <w:rPr>
+          <w:sz w:val="24"/>
+          <w:szCs w:val="24"/>
+        </w:rPr>
+        <w:t>Readme</w:t>
+      </w:r>
+      <w:proofErr w:type="spellEnd"/>
+      <w:r>
+        <w:rPr>
+          <w:sz w:val="24"/>
+          <w:szCs w:val="24"/>
+        </w:rPr>
+        <w:t>), depois voltei para a Branch master e criei outro arquivo “</w:t>
+      </w:r>
+      <w:proofErr w:type="spellStart"/>
+      <w:r>
+        <w:rPr>
+          <w:sz w:val="24"/>
+          <w:szCs w:val="24"/>
+        </w:rPr>
+        <w:t>b</w:t>
+      </w:r>
+      <w:r>
+        <w:rPr>
+          <w:sz w:val="24"/>
+          <w:szCs w:val="24"/>
+        </w:rPr>
+        <w:t>la</w:t>
+      </w:r>
+      <w:proofErr w:type="spellEnd"/>
+      <w:r>
+        <w:rPr>
+          <w:sz w:val="24"/>
+          <w:szCs w:val="24"/>
+        </w:rPr>
+        <w:t xml:space="preserve">”, </w:t>
+      </w:r>
+      <w:r>
+        <w:rPr>
+          <w:sz w:val="24"/>
+          <w:szCs w:val="24"/>
+        </w:rPr>
+        <w:t>cronologicamente</w:t>
+      </w:r>
+      <w:r>
+        <w:rPr>
+          <w:sz w:val="24"/>
+          <w:szCs w:val="24"/>
+        </w:rPr>
+        <w:t xml:space="preserve"> ficaria assim:</w:t>
+      </w:r>
+      <w:r>
+        <w:rPr>
+          <w:sz w:val="24"/>
+          <w:szCs w:val="24"/>
+        </w:rPr>
+        <w:br/>
+        <w:t>1. Buzz</w:t>
+      </w:r>
+      <w:r>
+        <w:rPr>
+          <w:sz w:val="24"/>
+          <w:szCs w:val="24"/>
+        </w:rPr>
+        <w:br/>
+        <w:t xml:space="preserve">2. </w:t>
+      </w:r>
+      <w:proofErr w:type="spellStart"/>
+      <w:r>
+        <w:rPr>
+          <w:sz w:val="24"/>
+          <w:szCs w:val="24"/>
+        </w:rPr>
+        <w:t>Sla</w:t>
+      </w:r>
+      <w:proofErr w:type="spellEnd"/>
+      <w:r>
+        <w:rPr>
+          <w:sz w:val="24"/>
+          <w:szCs w:val="24"/>
+        </w:rPr>
+        <w:br/>
+        <w:t xml:space="preserve">3. </w:t>
+      </w:r>
+      <w:proofErr w:type="spellStart"/>
+      <w:r>
+        <w:rPr>
+          <w:sz w:val="24"/>
+          <w:szCs w:val="24"/>
+        </w:rPr>
+        <w:t>Bla</w:t>
+      </w:r>
+      <w:proofErr w:type="spellEnd"/>
+      <w:r>
+        <w:rPr>
+          <w:sz w:val="24"/>
+          <w:szCs w:val="24"/>
+        </w:rPr>
+        <w:br/>
+        <w:t>Ele colocou o “</w:t>
+      </w:r>
+      <w:proofErr w:type="spellStart"/>
+      <w:r>
+        <w:rPr>
+          <w:sz w:val="24"/>
+          <w:szCs w:val="24"/>
+        </w:rPr>
+        <w:t>sla</w:t>
+      </w:r>
+      <w:proofErr w:type="spellEnd"/>
+      <w:r>
+        <w:rPr>
+          <w:sz w:val="24"/>
+          <w:szCs w:val="24"/>
+        </w:rPr>
+        <w:t>”, que criei antes do “</w:t>
+      </w:r>
+      <w:proofErr w:type="spellStart"/>
+      <w:r>
+        <w:rPr>
+          <w:sz w:val="24"/>
+          <w:szCs w:val="24"/>
+        </w:rPr>
+        <w:t>bla</w:t>
+      </w:r>
+      <w:proofErr w:type="spellEnd"/>
+      <w:r>
+        <w:rPr>
+          <w:sz w:val="24"/>
+          <w:szCs w:val="24"/>
+        </w:rPr>
+        <w:t xml:space="preserve">”, por último e não </w:t>
+      </w:r>
+      <w:proofErr w:type="gramStart"/>
+      <w:r>
+        <w:rPr>
+          <w:sz w:val="24"/>
+          <w:szCs w:val="24"/>
+        </w:rPr>
+        <w:t>criou um novo</w:t>
+      </w:r>
+      <w:proofErr w:type="gramEnd"/>
+      <w:r>
+        <w:rPr>
+          <w:sz w:val="24"/>
+          <w:szCs w:val="24"/>
+        </w:rPr>
+        <w:t xml:space="preserve"> commit.</w:t>
+      </w:r>
+    </w:p>
+    <w:p>
+      <w:pPr>
         <w:pStyle w:val="Ttulo2"/>
         <w:keepNext w:val="0"/>
         <w:keepLines w:val="0"/>
@@ -1273,8 +3042,6 @@
           <w:szCs w:val="34"/>
         </w:rPr>
       </w:pPr>
-      <w:bookmarkStart w:id="2" w:name="_94nj67lywee7" w:colFirst="0" w:colLast="0"/>
-      <w:bookmarkEnd w:id="2"/>
       <w:r>
         <w:rPr>
           <w:b/>
@@ -1329,7 +3096,15 @@
           <w:sz w:val="24"/>
           <w:szCs w:val="24"/>
         </w:rPr>
-        <w:t>s e adicionar novas funcionalidades sem mexer no código principal, já o GitHub atua como um espaço de backup seguro para o código e como currículo para mostrar os projetos que você já desenvolveu e participou. O GitHub Desktop é uma excelente porta de entrada para quem prefere uma visualização mais clara e menos dependente de comandos memorizados.</w:t>
+        <w:t xml:space="preserve">s e adicionar novas funcionalidades sem mexer no código principal, já o GitHub atua como um espaço de </w:t>
+      </w:r>
+      <w:r>
+        <w:rPr>
+          <w:sz w:val="24"/>
+          <w:szCs w:val="24"/>
+        </w:rPr>
+        <w:lastRenderedPageBreak/>
+        <w:t>backup seguro para o código e como currículo para mostrar os projetos que você já desenvolveu e participou. O GitHub Desktop é uma excelente porta de entrada para quem prefere uma visualização mais clara e menos dependente de comandos memorizados.</w:t>
       </w:r>
     </w:p>
     <w:p>
@@ -1404,7 +3179,7 @@
           <w:szCs w:val="24"/>
         </w:rPr>
       </w:pPr>
-      <w:hyperlink r:id="rId9" w:history="1">
+      <w:hyperlink r:id="rId19" w:history="1">
         <w:r>
           <w:rPr>
             <w:rStyle w:val="Hyperlink"/>
@@ -1466,7 +3241,7 @@
       </w:r>
     </w:p>
     <w:sectPr>
-      <w:headerReference w:type="default" r:id="rId10"/>
+      <w:headerReference w:type="default" r:id="rId20"/>
       <w:pgSz w:w="11909" w:h="16834"/>
       <w:pgMar w:top="1440" w:right="1440" w:bottom="1440" w:left="1440" w:header="720" w:footer="720" w:gutter="0"/>
       <w:pgNumType w:start="1"/>
@@ -2796,6 +4571,7 @@
   <w:style w:type="character" w:default="1" w:styleId="Fontepargpadro">
     <w:name w:val="Default Paragraph Font"/>
     <w:uiPriority w:val="1"/>
+    <w:semiHidden/>
     <w:unhideWhenUsed/>
   </w:style>
   <w:style w:type="table" w:default="1" w:styleId="Tabelanormal">
